--- a/fase2/Evidencias Grupales/retrospectivas/DPAY3_ACTA_Retro_S01_PARA_FIRMAR.docx
+++ b/fase2/Evidencias Grupales/retrospectivas/DPAY3_ACTA_Retro_S01_PARA_FIRMAR.docx
@@ -10,7 +10,7 @@
         <w:rPr>
           <w:color w:val="0B5C8A"/>
         </w:rPr>
-        <w:t>Acta de retrospectiva — Sprint 1 (para firmar)</w:t>
+        <w:t>Acta de retrospectiva - Sprint 1 (para firmar)</w:t>
       </w:r>
     </w:p>
     <w:p>
@@ -20,7 +20,7 @@
           <w:color w:val="555555"/>
           <w:sz w:val="26"/>
         </w:rPr>
-        <w:t>Anexo técnico + constancia de asistencia — D-PAY 3.0</w:t>
+        <w:t>Anexo técnico + constancia de asistencia - D-PAY 3.0</w:t>
       </w:r>
     </w:p>
     <w:tbl>
@@ -53,7 +53,7 @@
           </w:tcPr>
           <w:p>
             <w:r>
-              <w:t>D-PAY 3.0 — POS móvil multi-pasarela (DTemite)</w:t>
+              <w:t>D-PAY 3.0 - POS móvil multi-pasarela (DTemite)</w:t>
             </w:r>
           </w:p>
         </w:tc>
@@ -78,7 +78,7 @@
           </w:tcPr>
           <w:p>
             <w:r>
-              <w:t>Capstone APT122 — Duoc UC 2026-2</w:t>
+              <w:t>Capstone APT122 - Duoc UC 2026-2</w:t>
             </w:r>
           </w:p>
         </w:tc>
@@ -228,7 +228,7 @@
           </w:tcPr>
           <w:p>
             <w:r>
-              <w:t>08/09 — 21/09/2026 (semanas 5-6)</w:t>
+              <w:t>08/09 - 21/09/2026 (semanas 5-6)</w:t>
             </w:r>
           </w:p>
         </w:tc>
@@ -253,7 +253,7 @@
           </w:tcPr>
           <w:p>
             <w:r>
-              <w:t>Cerrado — pendiente firmas</w:t>
+              <w:t>Cerrado - pendiente firmas</w:t>
             </w:r>
           </w:p>
         </w:tc>
@@ -335,7 +335,7 @@
           </w:tcPr>
           <w:p>
             <w:r>
-              <w:t>Sí — Webpay sandbox + efectivo operativos en Honor (evidencia 19/09).</w:t>
+              <w:t>Sí - Webpay sandbox + efectivo operativos en Honor (evidencia 19/09).</w:t>
             </w:r>
           </w:p>
         </w:tc>
@@ -435,7 +435,7 @@
           </w:tcPr>
           <w:p>
             <w:r>
-              <w:t>Por confirmar — cierre estimado 19–21/09/2026</w:t>
+              <w:t>Por confirmar - cierre estimado 19–21/09/2026</w:t>
             </w:r>
           </w:p>
         </w:tc>
@@ -466,7 +466,7 @@
         <w:pStyle w:val="ListBullet"/>
       </w:pPr>
       <w:r>
-        <w:t>Detección automática TUU_KOZEN vs GENERIC_MOBILE — caso Honor resuelto.</w:t>
+        <w:t>Detección automática TUU_KOZEN vs GENERIC_MOBILE - caso Honor resuelto.</w:t>
       </w:r>
     </w:p>
     <w:p>
@@ -533,7 +533,7 @@
         <w:pStyle w:val="ListBullet"/>
       </w:pPr>
       <w:r>
-        <w:t>Capturas acumuladas en _por-clasificar — reorden en dos sesiones.</w:t>
+        <w:t>Capturas acumuladas en _por-clasificar - reorden en dos sesiones.</w:t>
       </w:r>
     </w:p>
     <w:p>
